--- a/docs/USERGUIDELT1_intervals.docx
+++ b/docs/USERGUIDELT1_intervals.docx
@@ -10,6 +10,9 @@
         </w:rPr>
       </w:pPr>
       <w:r>
+        <w:rPr>
+          <w:noProof/>
+        </w:rPr>
         <w:drawing>
           <wp:anchor distT="0" distB="0" distL="114300" distR="114300" simplePos="0" relativeHeight="251661312" behindDoc="1" locked="0" layoutInCell="1" allowOverlap="1" wp14:anchorId="1409357B" wp14:editId="40557644">
             <wp:simplePos x="0" y="0"/>
@@ -107,13 +110,8 @@
         <w:t>🧪</w:t>
       </w:r>
       <w:r>
-        <w:t xml:space="preserve"> How to Set Up Your LT1 (HRTLND_LT1) Field in </w:t>
-      </w:r>
-      <w:proofErr w:type="spellStart"/>
-      <w:r>
-        <w:t>Intervals.icu</w:t>
-      </w:r>
-      <w:proofErr w:type="spellEnd"/>
+        <w:t xml:space="preserve"> How to Set Up Your LT1 (HRTLND_LT1) Field in Intervals.icu</w:t>
+      </w:r>
     </w:p>
     <w:p>
       <w:pPr>
@@ -494,7 +492,7 @@
         </w:rPr>
         <w:lastRenderedPageBreak/>
         <w:drawing>
-          <wp:inline distT="0" distB="0" distL="0" distR="0" wp14:anchorId="404F4AB0" wp14:editId="63C67AE8">
+          <wp:inline distT="0" distB="0" distL="0" distR="0" wp14:anchorId="404F4AB0" wp14:editId="3948CF31">
             <wp:extent cx="2431423" cy="4309382"/>
             <wp:effectExtent l="0" t="0" r="6985" b="0"/>
             <wp:docPr id="2030180655" name="Picture 6"/>
@@ -968,26 +966,10 @@
     </w:p>
     <w:p>
       <w:r>
-        <w:t xml:space="preserve">for </w:t>
-      </w:r>
-      <w:proofErr w:type="gramStart"/>
-      <w:r>
-        <w:t>HRTLNDLT1P;</w:t>
-      </w:r>
-      <w:proofErr w:type="gramEnd"/>
-      <w:r>
-        <w:t xml:space="preserve"> add power pair for LT1</w:t>
-      </w:r>
-      <w:r>
-        <w:t xml:space="preserve"> </w:t>
-      </w:r>
-      <w:proofErr w:type="spellStart"/>
-      <w:r>
-        <w:t>eg.</w:t>
-      </w:r>
-      <w:proofErr w:type="spellEnd"/>
-      <w:r>
-        <w:t xml:space="preserve"> 195</w:t>
+        <w:t>for HRTLNDLT1P; add power pair for LT1</w:t>
+      </w:r>
+      <w:r>
+        <w:t xml:space="preserve"> eg. 195</w:t>
       </w:r>
     </w:p>
     <w:p>
@@ -3302,25 +3284,7 @@
                 <w:b/>
                 <w:bCs/>
               </w:rPr>
-              <w:t xml:space="preserve">Upload any lactate test file (.csv </w:t>
-            </w:r>
-            <w:proofErr w:type="gramStart"/>
-            <w:r>
-              <w:rPr>
-                <w:rFonts w:ascii="Segoe UI Emoji" w:hAnsi="Segoe UI Emoji" w:cs="Segoe UI Emoji"/>
-                <w:b/>
-                <w:bCs/>
-              </w:rPr>
-              <w:t>or .fit</w:t>
-            </w:r>
-            <w:proofErr w:type="gramEnd"/>
-            <w:r>
-              <w:rPr>
-                <w:rFonts w:ascii="Segoe UI Emoji" w:hAnsi="Segoe UI Emoji" w:cs="Segoe UI Emoji"/>
-                <w:b/>
-                <w:bCs/>
-              </w:rPr>
-              <w:t xml:space="preserve"> with mmol/L field) — the system will instantly replace FTP defaults with your real curve.</w:t>
+              <w:t>Upload any lactate test file (.csv or .fit with mmol/L field) — the system will instantly replace FTP defaults with your real curve.</w:t>
             </w:r>
           </w:p>
         </w:tc>
